--- a/project-admin/agents/twin-4_assignment.docx
+++ b/project-admin/agents/twin-4_assignment.docx
@@ -246,7 +246,7 @@
     </w:p>
     <w:p>
       <w:r>
-        <w:t>The current checkout contains 54 PDFs in the repository (2,128 pages); the user expected 55. The 12 attached Sequence &amp; Series PDFs make the currently indexed total 66 PDFs / 2,624 pages. One expected repo PDF is not yet visible. Do not silently add it; coordinator will inventory and assign it when located.</w:t>
+        <w:t>The user confirmed that the repository contains 54 PDFs (2,128 pages). The 12 attached Sequence &amp; Series PDFs make the current total 66 PDFs / 2,624 pages. The assigned file list covers the confirmed scope; if more PDFs are added later, wait for the coordinator to update assignments.</w:t>
       </w:r>
     </w:p>
     <w:sectPr>
